--- a/ressource/Doku.docx
+++ b/ressource/Doku.docx
@@ -127,6 +127,13 @@
         </w:rPr>
         <w:t>g++ main.cpp -lmysqlcppconn -o a.out</w:t>
       </w:r>
+    </w:p>
+    <w:p>
+      <w:pPr>
+        <w:rPr>
+          <w:lang w:val="en-US"/>
+        </w:rPr>
+      </w:pPr>
     </w:p>
     <w:sectPr>
       <w:pgSz w:w="11906" w:h="16838"/>

--- a/ressource/Doku.docx
+++ b/ressource/Doku.docx
@@ -12,40 +12,84 @@
         <w:rPr>
           <w:lang w:val="en-US"/>
         </w:rPr>
-        <w:t>„Doku“</w:t>
-      </w:r>
-    </w:p>
-    <w:p>
-      <w:pPr>
-        <w:rPr>
-          <w:lang w:val="en-US"/>
-        </w:rPr>
-      </w:pPr>
-    </w:p>
-    <w:p>
-      <w:pPr>
-        <w:rPr>
-          <w:lang w:val="en-US"/>
-        </w:rPr>
-      </w:pPr>
-      <w:r>
-        <w:rPr>
-          <w:lang w:val="en-US"/>
-        </w:rPr>
-        <w:t>Installing the mysql connector</w:t>
-      </w:r>
-    </w:p>
-    <w:p>
-      <w:pPr>
-        <w:rPr>
-          <w:lang w:val="en-US"/>
-        </w:rPr>
-      </w:pPr>
-      <w:r>
-        <w:rPr>
-          <w:lang w:val="en-US"/>
-        </w:rPr>
-        <w:t>sudo apt install libmysqlcppconn-dev libmysqlcppconn7v5</w:t>
+        <w:t>„</w:t>
+      </w:r>
+      <w:proofErr w:type="gramStart"/>
+      <w:r>
+        <w:rPr>
+          <w:lang w:val="en-US"/>
+        </w:rPr>
+        <w:t>Doku“</w:t>
+      </w:r>
+      <w:proofErr w:type="gramEnd"/>
+    </w:p>
+    <w:p>
+      <w:pPr>
+        <w:rPr>
+          <w:lang w:val="en-US"/>
+        </w:rPr>
+      </w:pPr>
+    </w:p>
+    <w:p>
+      <w:pPr>
+        <w:rPr>
+          <w:lang w:val="en-US"/>
+        </w:rPr>
+      </w:pPr>
+      <w:r>
+        <w:rPr>
+          <w:lang w:val="en-US"/>
+        </w:rPr>
+        <w:t xml:space="preserve">Installing the </w:t>
+      </w:r>
+      <w:proofErr w:type="spellStart"/>
+      <w:r>
+        <w:rPr>
+          <w:lang w:val="en-US"/>
+        </w:rPr>
+        <w:t>mysql</w:t>
+      </w:r>
+      <w:proofErr w:type="spellEnd"/>
+      <w:r>
+        <w:rPr>
+          <w:lang w:val="en-US"/>
+        </w:rPr>
+        <w:t xml:space="preserve"> connector</w:t>
+      </w:r>
+    </w:p>
+    <w:p>
+      <w:pPr>
+        <w:rPr>
+          <w:lang w:val="en-US"/>
+        </w:rPr>
+      </w:pPr>
+      <w:proofErr w:type="spellStart"/>
+      <w:r>
+        <w:rPr>
+          <w:lang w:val="en-US"/>
+        </w:rPr>
+        <w:t>sudo</w:t>
+      </w:r>
+      <w:proofErr w:type="spellEnd"/>
+      <w:r>
+        <w:rPr>
+          <w:lang w:val="en-US"/>
+        </w:rPr>
+        <w:t xml:space="preserve"> apt install </w:t>
+      </w:r>
+      <w:proofErr w:type="spellStart"/>
+      <w:r>
+        <w:rPr>
+          <w:lang w:val="en-US"/>
+        </w:rPr>
+        <w:t>libmysqlcppconn</w:t>
+      </w:r>
+      <w:proofErr w:type="spellEnd"/>
+      <w:r>
+        <w:rPr>
+          <w:lang w:val="en-US"/>
+        </w:rPr>
+        <w:t>-dev libmysqlcppconn7v5</w:t>
       </w:r>
     </w:p>
     <w:p>
@@ -117,16 +161,516 @@
     </w:p>
     <w:p>
       <w:pPr>
-        <w:rPr>
-          <w:lang w:val="en-US"/>
-        </w:rPr>
-      </w:pPr>
-      <w:r>
-        <w:rPr>
-          <w:lang w:val="en-US"/>
-        </w:rPr>
-        <w:t>g++ main.cpp -lmysqlcppconn -o a.out</w:t>
-      </w:r>
+        <w:ind w:firstLine="708"/>
+        <w:rPr>
+          <w:lang w:val="en-US"/>
+        </w:rPr>
+      </w:pPr>
+      <w:r>
+        <w:rPr>
+          <w:lang w:val="en-US"/>
+        </w:rPr>
+        <w:t>g++ main.cpp -</w:t>
+      </w:r>
+      <w:proofErr w:type="spellStart"/>
+      <w:r>
+        <w:rPr>
+          <w:lang w:val="en-US"/>
+        </w:rPr>
+        <w:t>lmysqlcppconn</w:t>
+      </w:r>
+      <w:proofErr w:type="spellEnd"/>
+      <w:r>
+        <w:rPr>
+          <w:lang w:val="en-US"/>
+        </w:rPr>
+        <w:t xml:space="preserve"> -o </w:t>
+      </w:r>
+      <w:proofErr w:type="spellStart"/>
+      <w:r>
+        <w:rPr>
+          <w:lang w:val="en-US"/>
+        </w:rPr>
+        <w:t>a.out</w:t>
+      </w:r>
+      <w:proofErr w:type="spellEnd"/>
+    </w:p>
+    <w:p>
+      <w:pPr>
+        <w:rPr>
+          <w:lang w:val="en-US"/>
+        </w:rPr>
+      </w:pPr>
+    </w:p>
+    <w:p>
+      <w:pPr>
+        <w:rPr>
+          <w:lang w:val="en-US"/>
+        </w:rPr>
+      </w:pPr>
+      <w:r>
+        <w:rPr>
+          <w:lang w:val="en-US"/>
+        </w:rPr>
+        <w:t>Preparations:</w:t>
+      </w:r>
+    </w:p>
+    <w:p>
+      <w:pPr>
+        <w:ind w:firstLine="708"/>
+        <w:rPr>
+          <w:lang w:val="en-US"/>
+        </w:rPr>
+      </w:pPr>
+      <w:proofErr w:type="spellStart"/>
+      <w:r>
+        <w:rPr>
+          <w:lang w:val="en-US"/>
+        </w:rPr>
+        <w:t>sudo</w:t>
+      </w:r>
+      <w:proofErr w:type="spellEnd"/>
+      <w:r>
+        <w:rPr>
+          <w:lang w:val="en-US"/>
+        </w:rPr>
+        <w:t xml:space="preserve"> apt install </w:t>
+      </w:r>
+      <w:proofErr w:type="spellStart"/>
+      <w:r>
+        <w:rPr>
+          <w:lang w:val="en-US"/>
+        </w:rPr>
+        <w:t>cmake</w:t>
+      </w:r>
+      <w:proofErr w:type="spellEnd"/>
+      <w:r>
+        <w:rPr>
+          <w:lang w:val="en-US"/>
+        </w:rPr>
+        <w:t xml:space="preserve"> -y</w:t>
+      </w:r>
+    </w:p>
+    <w:p>
+      <w:pPr>
+        <w:rPr>
+          <w:lang w:val="en-US"/>
+        </w:rPr>
+      </w:pPr>
+      <w:r>
+        <w:rPr>
+          <w:lang w:val="en-US"/>
+        </w:rPr>
+        <w:t>Clone the Library:</w:t>
+      </w:r>
+    </w:p>
+    <w:p>
+      <w:pPr>
+        <w:ind w:firstLine="708"/>
+        <w:rPr>
+          <w:lang w:val="en-US"/>
+        </w:rPr>
+      </w:pPr>
+      <w:r>
+        <w:rPr>
+          <w:lang w:val="en-US"/>
+        </w:rPr>
+        <w:t xml:space="preserve">git clone --recursive </w:t>
+      </w:r>
+      <w:hyperlink r:id="rId4" w:history="1">
+        <w:r>
+          <w:rPr>
+            <w:rStyle w:val="Hyperlink"/>
+            <w:lang w:val="en-US"/>
+          </w:rPr>
+          <w:t>https://github.com/corvusoft/restbed.git</w:t>
+        </w:r>
+      </w:hyperlink>
+    </w:p>
+    <w:p>
+      <w:pPr>
+        <w:rPr>
+          <w:lang w:val="en-US"/>
+        </w:rPr>
+      </w:pPr>
+      <w:r>
+        <w:rPr>
+          <w:lang w:val="en-US"/>
+        </w:rPr>
+        <w:t>Prepare the SSL: (INSTALL.md #Quick Installation Guide ## Building OpenSSL ### Unix/Linux…)</w:t>
+      </w:r>
+    </w:p>
+    <w:p>
+      <w:pPr>
+        <w:rPr>
+          <w:lang w:val="en-US"/>
+        </w:rPr>
+      </w:pPr>
+      <w:r>
+        <w:rPr>
+          <w:lang w:val="en-US"/>
+        </w:rPr>
+        <w:tab/>
+        <w:t>cd dep/</w:t>
+      </w:r>
+      <w:proofErr w:type="spellStart"/>
+      <w:r>
+        <w:rPr>
+          <w:lang w:val="en-US"/>
+        </w:rPr>
+        <w:t>restbed</w:t>
+      </w:r>
+      <w:proofErr w:type="spellEnd"/>
+      <w:r>
+        <w:rPr>
+          <w:lang w:val="en-US"/>
+        </w:rPr>
+        <w:t>/dependency/</w:t>
+      </w:r>
+      <w:proofErr w:type="spellStart"/>
+      <w:r>
+        <w:rPr>
+          <w:lang w:val="en-US"/>
+        </w:rPr>
+        <w:t>openssl</w:t>
+      </w:r>
+      <w:proofErr w:type="spellEnd"/>
+    </w:p>
+    <w:p>
+      <w:pPr>
+        <w:rPr>
+          <w:lang w:val="en-US"/>
+        </w:rPr>
+      </w:pPr>
+      <w:r>
+        <w:rPr>
+          <w:lang w:val="en-US"/>
+        </w:rPr>
+        <w:tab/>
+      </w:r>
+      <w:proofErr w:type="gramStart"/>
+      <w:r>
+        <w:rPr>
+          <w:lang w:val="en-US"/>
+        </w:rPr>
+        <w:t>$ .</w:t>
+      </w:r>
+      <w:proofErr w:type="gramEnd"/>
+      <w:r>
+        <w:rPr>
+          <w:lang w:val="en-US"/>
+        </w:rPr>
+        <w:t>/Configure</w:t>
+      </w:r>
+    </w:p>
+    <w:p>
+      <w:pPr>
+        <w:rPr>
+          <w:lang w:val="en-US"/>
+        </w:rPr>
+      </w:pPr>
+      <w:r>
+        <w:rPr>
+          <w:lang w:val="en-US"/>
+        </w:rPr>
+        <w:t xml:space="preserve">    </w:t>
+      </w:r>
+      <w:r>
+        <w:rPr>
+          <w:lang w:val="en-US"/>
+        </w:rPr>
+        <w:tab/>
+      </w:r>
+      <w:r>
+        <w:rPr>
+          <w:lang w:val="en-US"/>
+        </w:rPr>
+        <w:t>$ make</w:t>
+      </w:r>
+    </w:p>
+    <w:p>
+      <w:pPr>
+        <w:rPr>
+          <w:lang w:val="en-US"/>
+        </w:rPr>
+      </w:pPr>
+      <w:r>
+        <w:rPr>
+          <w:lang w:val="en-US"/>
+        </w:rPr>
+        <w:tab/>
+      </w:r>
+      <w:r>
+        <w:rPr>
+          <w:lang w:val="en-US"/>
+        </w:rPr>
+        <w:tab/>
+      </w:r>
+      <w:proofErr w:type="spellStart"/>
+      <w:r>
+        <w:rPr>
+          <w:lang w:val="en-US"/>
+        </w:rPr>
+        <w:t>Berechtigungsproblem</w:t>
+      </w:r>
+      <w:proofErr w:type="spellEnd"/>
+      <w:r>
+        <w:rPr>
+          <w:lang w:val="en-US"/>
+        </w:rPr>
+        <w:t>?</w:t>
+      </w:r>
+    </w:p>
+    <w:p>
+      <w:r>
+        <w:rPr>
+          <w:lang w:val="en-US"/>
+        </w:rPr>
+        <w:tab/>
+      </w:r>
+      <w:r>
+        <w:rPr>
+          <w:lang w:val="en-US"/>
+        </w:rPr>
+        <w:tab/>
+      </w:r>
+      <w:r>
+        <w:rPr>
+          <w:lang w:val="en-US"/>
+        </w:rPr>
+        <w:tab/>
+      </w:r>
+      <w:proofErr w:type="gramStart"/>
+      <w:r>
+        <w:t>Habe</w:t>
+      </w:r>
+      <w:proofErr w:type="gramEnd"/>
+      <w:r>
+        <w:t xml:space="preserve"> die </w:t>
+      </w:r>
+      <w:proofErr w:type="spellStart"/>
+      <w:r>
+        <w:t>symbolic</w:t>
+      </w:r>
+      <w:proofErr w:type="spellEnd"/>
+      <w:r>
+        <w:t xml:space="preserve"> links in Windows mittels Adm</w:t>
+      </w:r>
+      <w:r>
+        <w:t>in CMD erstellt:</w:t>
+      </w:r>
+    </w:p>
+    <w:p>
+      <w:r>
+        <w:tab/>
+      </w:r>
+      <w:r>
+        <w:tab/>
+      </w:r>
+      <w:r>
+        <w:tab/>
+      </w:r>
+      <w:r>
+        <w:tab/>
+      </w:r>
+      <w:proofErr w:type="spellStart"/>
+      <w:r>
+        <w:t>mklink</w:t>
+      </w:r>
+      <w:proofErr w:type="spellEnd"/>
+      <w:r>
+        <w:t xml:space="preserve"> libcrypto.so libcrypto.so.3</w:t>
+      </w:r>
+      <w:r>
+        <w:br/>
+      </w:r>
+      <w:r>
+        <w:tab/>
+      </w:r>
+      <w:r>
+        <w:tab/>
+      </w:r>
+      <w:r>
+        <w:tab/>
+      </w:r>
+      <w:r>
+        <w:tab/>
+      </w:r>
+      <w:proofErr w:type="spellStart"/>
+      <w:r>
+        <w:t>mklink</w:t>
+      </w:r>
+      <w:proofErr w:type="spellEnd"/>
+      <w:r>
+        <w:t xml:space="preserve"> libssl.so libssl.so.3</w:t>
+      </w:r>
+    </w:p>
+    <w:p>
+      <w:pPr>
+        <w:rPr>
+          <w:lang w:val="en-US"/>
+        </w:rPr>
+      </w:pPr>
+      <w:r>
+        <w:t xml:space="preserve">    </w:t>
+      </w:r>
+      <w:r>
+        <w:tab/>
+      </w:r>
+      <w:r>
+        <w:rPr>
+          <w:lang w:val="en-US"/>
+        </w:rPr>
+        <w:t xml:space="preserve">// </w:t>
+      </w:r>
+      <w:r>
+        <w:rPr>
+          <w:lang w:val="en-US"/>
+        </w:rPr>
+        <w:t>$ make test</w:t>
+      </w:r>
+    </w:p>
+    <w:p>
+      <w:pPr>
+        <w:rPr>
+          <w:lang w:val="en-US"/>
+        </w:rPr>
+      </w:pPr>
+    </w:p>
+    <w:p>
+      <w:pPr>
+        <w:rPr>
+          <w:lang w:val="en-US"/>
+        </w:rPr>
+      </w:pPr>
+      <w:proofErr w:type="spellStart"/>
+      <w:r>
+        <w:rPr>
+          <w:lang w:val="en-US"/>
+        </w:rPr>
+        <w:t>mkdir</w:t>
+      </w:r>
+      <w:proofErr w:type="spellEnd"/>
+      <w:r>
+        <w:rPr>
+          <w:lang w:val="en-US"/>
+        </w:rPr>
+        <w:t xml:space="preserve"> </w:t>
+      </w:r>
+      <w:proofErr w:type="spellStart"/>
+      <w:r>
+        <w:rPr>
+          <w:lang w:val="en-US"/>
+        </w:rPr>
+        <w:t>restbed</w:t>
+      </w:r>
+      <w:proofErr w:type="spellEnd"/>
+      <w:r>
+        <w:rPr>
+          <w:lang w:val="en-US"/>
+        </w:rPr>
+        <w:t>/build</w:t>
+      </w:r>
+    </w:p>
+    <w:p>
+      <w:pPr>
+        <w:rPr>
+          <w:lang w:val="en-US"/>
+        </w:rPr>
+      </w:pPr>
+      <w:r>
+        <w:rPr>
+          <w:lang w:val="en-US"/>
+        </w:rPr>
+        <w:t xml:space="preserve">cd </w:t>
+      </w:r>
+      <w:proofErr w:type="spellStart"/>
+      <w:r>
+        <w:rPr>
+          <w:lang w:val="en-US"/>
+        </w:rPr>
+        <w:t>restbed</w:t>
+      </w:r>
+      <w:proofErr w:type="spellEnd"/>
+      <w:r>
+        <w:rPr>
+          <w:lang w:val="en-US"/>
+        </w:rPr>
+        <w:t>/build</w:t>
+      </w:r>
+    </w:p>
+    <w:p>
+      <w:pPr>
+        <w:rPr>
+          <w:lang w:val="en-US"/>
+        </w:rPr>
+      </w:pPr>
+      <w:proofErr w:type="spellStart"/>
+      <w:r>
+        <w:rPr>
+          <w:lang w:val="en-US"/>
+        </w:rPr>
+        <w:t>cmake</w:t>
+      </w:r>
+      <w:proofErr w:type="spellEnd"/>
+      <w:r>
+        <w:rPr>
+          <w:lang w:val="en-US"/>
+        </w:rPr>
+        <w:t xml:space="preserve"> [-DBUILD_SSL=NO] [-DBUILD_TESTS=</w:t>
+      </w:r>
+      <w:proofErr w:type="gramStart"/>
+      <w:r>
+        <w:rPr>
+          <w:lang w:val="en-US"/>
+        </w:rPr>
+        <w:t>NO] ..</w:t>
+      </w:r>
+      <w:proofErr w:type="gramEnd"/>
+    </w:p>
+    <w:p>
+      <w:pPr>
+        <w:rPr>
+          <w:lang w:val="en-US"/>
+        </w:rPr>
+      </w:pPr>
+    </w:p>
+    <w:p>
+      <w:pPr>
+        <w:rPr>
+          <w:lang w:val="en-US"/>
+        </w:rPr>
+      </w:pPr>
+    </w:p>
+    <w:p>
+      <w:proofErr w:type="spellStart"/>
+      <w:r>
+        <w:t>make</w:t>
+      </w:r>
+      <w:proofErr w:type="spellEnd"/>
+      <w:r>
+        <w:t xml:space="preserve"> </w:t>
+      </w:r>
+      <w:proofErr w:type="spellStart"/>
+      <w:r>
+        <w:t>install</w:t>
+      </w:r>
+      <w:proofErr w:type="spellEnd"/>
+    </w:p>
+    <w:p>
+      <w:proofErr w:type="spellStart"/>
+      <w:r>
+        <w:t>make</w:t>
+      </w:r>
+      <w:proofErr w:type="spellEnd"/>
+      <w:r>
+        <w:t xml:space="preserve"> </w:t>
+      </w:r>
+      <w:proofErr w:type="spellStart"/>
+      <w:r>
+        <w:t>test</w:t>
+      </w:r>
+      <w:proofErr w:type="spellEnd"/>
     </w:p>
     <w:p>
       <w:pPr>
@@ -748,7 +1292,6 @@
   <w:style w:type="character" w:default="1" w:styleId="Absatz-Standardschriftart">
     <w:name w:val="Default Paragraph Font"/>
     <w:uiPriority w:val="1"/>
-    <w:semiHidden/>
     <w:unhideWhenUsed/>
   </w:style>
   <w:style w:type="table" w:default="1" w:styleId="NormaleTabelle">
@@ -1060,6 +1603,29 @@
       <w:smallCaps/>
       <w:color w:val="2F5496" w:themeColor="accent1" w:themeShade="BF"/>
       <w:spacing w:val="5"/>
+    </w:rPr>
+  </w:style>
+  <w:style w:type="character" w:styleId="Hyperlink">
+    <w:name w:val="Hyperlink"/>
+    <w:basedOn w:val="Absatz-Standardschriftart"/>
+    <w:uiPriority w:val="99"/>
+    <w:unhideWhenUsed/>
+    <w:rsid w:val="009A0080"/>
+    <w:rPr>
+      <w:color w:val="0563C1" w:themeColor="hyperlink"/>
+      <w:u w:val="single"/>
+    </w:rPr>
+  </w:style>
+  <w:style w:type="character" w:styleId="NichtaufgelsteErwhnung">
+    <w:name w:val="Unresolved Mention"/>
+    <w:basedOn w:val="Absatz-Standardschriftart"/>
+    <w:uiPriority w:val="99"/>
+    <w:semiHidden/>
+    <w:unhideWhenUsed/>
+    <w:rsid w:val="009A0080"/>
+    <w:rPr>
+      <w:color w:val="605E5C"/>
+      <w:shd w:val="clear" w:color="auto" w:fill="E1DFDD"/>
     </w:rPr>
   </w:style>
 </w:styles>
